--- a/Cnnn-Wri/C106-Qoh.docx
+++ b/Cnnn-Wri/C106-Qoh.docx
@@ -639,7 +639,57 @@
           <w:shd w:val="clear" w:color="auto" w:fill="FFFFFF"/>
           <w:rtl/>
         </w:rPr>
-        <w:t xml:space="preserve">תַּ֣רְתִּי בְלִבִּ֔י לִמְשׁ֥וֹךְ בַּיַּ֖יִן אֶת־בְּשָׂרִ֑י וְלִבִּ֞י נֹהֵ֤ג בַּֽחׇכְמָה֙ וְלֶאֱחֹ֣ז בְּסִכְל֔וּת עַ֣ד אֲשֶׁר־אֶרְאֶ֗ה אֵי־זֶ֨ה ט֜וֹב לִבְנֵ֤י הָאָדָם֙ אֲשֶׁ֤ר יַעֲשׂוּ֙ </w:t>
+        <w:t xml:space="preserve">תַּ֣רְתִּי בְלִבִּ֔י לִמְשׁ֥וֹךְ בַּיַּ֖יִן אֶת־בְּשָׂרִ֑י וְלִבִּ֞י נֹהֵ֤ג בַּֽחׇכְמָה֙ וְלֶאֱחֹ֣ז בְּסִכְל֔וּת עַ֣ד אֲשֶׁר־אֶרְאֶ֗ה אֵי־זֶ֨ה ט֜וֹב לִבְנֵ֤י הָאָדָם֙ אֲשֶׁ֤ר יַעֲשׂוּ֙ תַּ֣חַת הַשָּׁמַ֔יִם מִסְפַּ֖ר יְמֵ֥י חַיֵּיהֶֽם׃ </w:t>
+      </w:r>
+      <w:r>
+        <w:rPr>
+          <w:rFonts w:ascii="SBL Hebrew" w:hAnsi="SBL Hebrew" w:cs="SBL Hebrew"/>
+          <w:b/>
+          <w:bCs/>
+          <w:color w:val="003300"/>
+          <w:sz w:val="32"/>
+          <w:szCs w:val="32"/>
+          <w:shd w:val="clear" w:color="auto" w:fill="FFFFFF"/>
+          <w:vertAlign w:val="superscript"/>
+          <w:rtl/>
+        </w:rPr>
+        <w:t>ד </w:t>
+      </w:r>
+      <w:r>
+        <w:rPr>
+          <w:rFonts w:ascii="SBL Hebrew" w:hAnsi="SBL Hebrew" w:cs="SBL Hebrew"/>
+          <w:color w:val="993300"/>
+          <w:sz w:val="32"/>
+          <w:szCs w:val="32"/>
+          <w:shd w:val="clear" w:color="auto" w:fill="FFFFFF"/>
+          <w:rtl/>
+        </w:rPr>
+        <w:t xml:space="preserve">הִגְדַּ֖לְתִּי מַעֲשָׂ֑י בָּנִ֤יתִי לִי֙ בָּתִּ֔ים נָטַ֥עְתִּי לִ֖י כְּרָמִֽים׃ </w:t>
+      </w:r>
+      <w:r>
+        <w:rPr>
+          <w:rFonts w:ascii="SBL Hebrew" w:hAnsi="SBL Hebrew" w:cs="SBL Hebrew"/>
+          <w:b/>
+          <w:bCs/>
+          <w:color w:val="003300"/>
+          <w:sz w:val="32"/>
+          <w:szCs w:val="32"/>
+          <w:shd w:val="clear" w:color="auto" w:fill="FFFFFF"/>
+          <w:vertAlign w:val="superscript"/>
+          <w:rtl/>
+        </w:rPr>
+        <w:t>ה </w:t>
+      </w:r>
+      <w:r>
+        <w:rPr>
+          <w:rFonts w:ascii="SBL Hebrew" w:hAnsi="SBL Hebrew" w:cs="SBL Hebrew"/>
+          <w:color w:val="993300"/>
+          <w:sz w:val="32"/>
+          <w:szCs w:val="32"/>
+          <w:shd w:val="clear" w:color="auto" w:fill="FFFFFF"/>
+          <w:rtl/>
+        </w:rPr>
+        <w:t>עָשִׂ֣יתִי לִ֔י גַּנּ֖וֹת וּפַרְדֵּסִ֑ים וְנָטַ֥עְתִּי בָהֶ֖ם עֵ֥ץ כׇּל־</w:t>
       </w:r>
       <w:r>
         <w:rPr>
@@ -651,57 +701,7 @@
           <w:rtl/>
         </w:rPr>
         <w:lastRenderedPageBreak/>
-        <w:t xml:space="preserve">תַּ֣חַת הַשָּׁמַ֔יִם מִסְפַּ֖ר יְמֵ֥י חַיֵּיהֶֽם׃ </w:t>
-      </w:r>
-      <w:r>
-        <w:rPr>
-          <w:rFonts w:ascii="SBL Hebrew" w:hAnsi="SBL Hebrew" w:cs="SBL Hebrew"/>
-          <w:b/>
-          <w:bCs/>
-          <w:color w:val="003300"/>
-          <w:sz w:val="32"/>
-          <w:szCs w:val="32"/>
-          <w:shd w:val="clear" w:color="auto" w:fill="FFFFFF"/>
-          <w:vertAlign w:val="superscript"/>
-          <w:rtl/>
-        </w:rPr>
-        <w:t>ד </w:t>
-      </w:r>
-      <w:r>
-        <w:rPr>
-          <w:rFonts w:ascii="SBL Hebrew" w:hAnsi="SBL Hebrew" w:cs="SBL Hebrew"/>
-          <w:color w:val="993300"/>
-          <w:sz w:val="32"/>
-          <w:szCs w:val="32"/>
-          <w:shd w:val="clear" w:color="auto" w:fill="FFFFFF"/>
-          <w:rtl/>
-        </w:rPr>
-        <w:t xml:space="preserve">הִגְדַּ֖לְתִּי מַעֲשָׂ֑י בָּנִ֤יתִי לִי֙ בָּתִּ֔ים נָטַ֥עְתִּי לִ֖י כְּרָמִֽים׃ </w:t>
-      </w:r>
-      <w:r>
-        <w:rPr>
-          <w:rFonts w:ascii="SBL Hebrew" w:hAnsi="SBL Hebrew" w:cs="SBL Hebrew"/>
-          <w:b/>
-          <w:bCs/>
-          <w:color w:val="003300"/>
-          <w:sz w:val="32"/>
-          <w:szCs w:val="32"/>
-          <w:shd w:val="clear" w:color="auto" w:fill="FFFFFF"/>
-          <w:vertAlign w:val="superscript"/>
-          <w:rtl/>
-        </w:rPr>
-        <w:t>ה </w:t>
-      </w:r>
-      <w:r>
-        <w:rPr>
-          <w:rFonts w:ascii="SBL Hebrew" w:hAnsi="SBL Hebrew" w:cs="SBL Hebrew"/>
-          <w:color w:val="993300"/>
-          <w:sz w:val="32"/>
-          <w:szCs w:val="32"/>
-          <w:shd w:val="clear" w:color="auto" w:fill="FFFFFF"/>
-          <w:rtl/>
-        </w:rPr>
-        <w:t xml:space="preserve">עָשִׂ֣יתִי לִ֔י גַּנּ֖וֹת וּפַרְדֵּסִ֑ים וְנָטַ֥עְתִּי בָהֶ֖ם עֵ֥ץ כׇּל־פֶּֽרִי׃ </w:t>
+        <w:t xml:space="preserve">פֶּֽרִי׃ </w:t>
       </w:r>
       <w:r>
         <w:rPr>
@@ -3087,7 +3087,7 @@
           <w:shd w:val="clear" w:color="auto" w:fill="FFFFFF"/>
           <w:rtl/>
         </w:rPr>
-        <w:t xml:space="preserve">וְשַׁ֣בְתִּֽי אֲנִ֗י וָאֶרְאֶה֙ אֶת־כׇּל־הָ֣עֲשֻׁקִ֔ים אֲשֶׁ֥ר נַעֲשִׂ֖ים תַּ֣חַת הַשָּׁ֑מֶשׁ וְהִנֵּ֣ה ׀ דִּמְעַ֣ת הָעֲשֻׁקִ֗ים וְאֵ֤ין לָהֶם֙ מְנַחֵ֔ם וּמִיַּ֤ד עֹֽשְׁקֵיהֶם֙ כֹּ֔חַ וְאֵ֥ין לָהֶ֖ם מְנַחֵֽם׃ </w:t>
+        <w:t xml:space="preserve">וְשַׁ֣בְתִּֽי אֲנִ֗י וָאֶרְאֶה֙ אֶת־כׇּל־הָ֣עֲשֻׁקִ֔ים אֲשֶׁ֥ר נַעֲשִׂ֖ים תַּ֣חַת הַשָּׁ֑מֶשׁ וְהִנֵּ֣ה׀ דִּמְעַ֣ת הָעֲשֻׁקִ֗ים וְאֵ֤ין לָהֶם֙ מְנַחֵ֔ם וּמִיַּ֤ד עֹֽשְׁקֵיהֶם֙ כֹּ֔חַ וְאֵ֥ין לָהֶ֖ם מְנַחֵֽם׃ </w:t>
       </w:r>
       <w:r>
         <w:rPr>
@@ -3284,7 +3284,7 @@
           <w:shd w:val="clear" w:color="auto" w:fill="FFFFFF"/>
           <w:rtl/>
         </w:rPr>
-        <w:t xml:space="preserve"> לֹא־תִשְׂבַּ֣ע עֹ֑שֶׁר וּלְמִ֣י ׀ אֲנִ֣י עָמֵ֗ל וּמְחַסֵּ֤ר אֶת־נַפְשִׁי֙ מִטּוֹבָ֔ה גַּם־זֶ֥ה הֶ֛בֶל וְעִנְיַ֥ן רָ֖ע הֽוּא׃ </w:t>
+        <w:t xml:space="preserve"> לֹא־תִשְׂבַּ֣ע עֹ֑שֶׁר וּלְמִ֣י׀ אֲנִ֣י עָמֵ֗ל וּמְחַסֵּ֤ר אֶת־נַפְשִׁי֙ מִטּוֹבָ֔ה גַּם־זֶ֥ה הֶ֛בֶל וְעִנְיַ֥ן רָ֖ע הֽוּא׃ </w:t>
       </w:r>
       <w:r>
         <w:rPr>
@@ -3309,7 +3309,7 @@
           <w:shd w:val="clear" w:color="auto" w:fill="FFFFFF"/>
           <w:rtl/>
         </w:rPr>
-        <w:t xml:space="preserve">טוֹבִ֥ים הַשְּׁנַ֖יִם מִן־הָאֶחָ֑ד אֲשֶׁ֧ר </w:t>
+        <w:t xml:space="preserve">טוֹבִ֥ים הַשְּׁנַ֖יִם מִן־הָאֶחָ֑ד אֲשֶׁ֧ר יֵשׁ־לָהֶ֛ם שָׂכָ֥ר ט֖וֹב </w:t>
       </w:r>
       <w:r>
         <w:rPr>
@@ -3321,7 +3321,7 @@
           <w:rtl/>
         </w:rPr>
         <w:lastRenderedPageBreak/>
-        <w:t xml:space="preserve">יֵשׁ־לָהֶ֛ם שָׂכָ֥ר ט֖וֹב בַּעֲמָלָֽם׃ </w:t>
+        <w:t xml:space="preserve">בַּעֲמָלָֽם׃ </w:t>
       </w:r>
       <w:r>
         <w:rPr>
@@ -4041,19 +4041,30 @@
           <w:vertAlign w:val="superscript"/>
           <w:rtl/>
         </w:rPr>
+        <w:t>יז </w:t>
+      </w:r>
+      <w:r>
+        <w:rPr>
+          <w:rFonts w:ascii="SBL Hebrew" w:hAnsi="SBL Hebrew" w:cs="SBL Hebrew"/>
+          <w:color w:val="993300"/>
+          <w:sz w:val="32"/>
+          <w:szCs w:val="32"/>
+          <w:shd w:val="clear" w:color="auto" w:fill="FFFFFF"/>
+          <w:rtl/>
+        </w:rPr>
+        <w:t xml:space="preserve">הִנֵּ֞ה אֲשֶׁר־רָאִ֣יתִי אָ֗נִי ט֣וֹב </w:t>
+      </w:r>
+      <w:r>
+        <w:rPr>
+          <w:rFonts w:ascii="SBL Hebrew" w:hAnsi="SBL Hebrew" w:cs="SBL Hebrew"/>
+          <w:color w:val="993300"/>
+          <w:sz w:val="32"/>
+          <w:szCs w:val="32"/>
+          <w:shd w:val="clear" w:color="auto" w:fill="FFFFFF"/>
+          <w:rtl/>
+        </w:rPr>
         <w:lastRenderedPageBreak/>
-        <w:t>יז </w:t>
-      </w:r>
-      <w:r>
-        <w:rPr>
-          <w:rFonts w:ascii="SBL Hebrew" w:hAnsi="SBL Hebrew" w:cs="SBL Hebrew"/>
-          <w:color w:val="993300"/>
-          <w:sz w:val="32"/>
-          <w:szCs w:val="32"/>
-          <w:shd w:val="clear" w:color="auto" w:fill="FFFFFF"/>
-          <w:rtl/>
-        </w:rPr>
-        <w:t xml:space="preserve">הִנֵּ֞ה אֲשֶׁר־רָאִ֣יתִי אָ֗נִי ט֣וֹב אֲשֶׁר־יָפֶ֣ה לֶֽאֱכוֹל־וְ֠לִשְׁתּ֠וֹת וְלִרְא֨וֹת טוֹבָ֜ה בְּכׇל־עֲמָל֣וֹ׀ שֶׁיַּעֲמֹ֣ל תַּֽחַת־הַשֶּׁ֗מֶשׁ מִסְפַּ֧ר יְמֵי־חַיָּ֛ו אֲשֶׁר־נָֽתַן־ל֥וֹ הָאֱלֹהִ֖ים כִּי־ה֥וּא חֶלְקֽוֹ׃ </w:t>
+        <w:t xml:space="preserve">אֲשֶׁר־יָפֶ֣ה לֶֽאֱכוֹל־וְ֠לִשְׁתּ֠וֹת וְלִרְא֨וֹת טוֹבָ֜ה בְּכׇל־עֲמָל֣וֹ׀ שֶׁיַּעֲמֹ֣ל תַּֽחַת־הַשֶּׁ֗מֶשׁ מִסְפַּ֧ר יְמֵי־חַיָּ֛ו אֲשֶׁר־נָֽתַן־ל֥וֹ הָאֱלֹהִ֖ים כִּי־ה֥וּא חֶלְקֽוֹ׃ </w:t>
       </w:r>
       <w:r>
         <w:rPr>
@@ -4193,7 +4204,7 @@
           <w:shd w:val="clear" w:color="auto" w:fill="FFFFFF"/>
           <w:rtl/>
         </w:rPr>
-        <w:t xml:space="preserve">אִ֣ישׁ אֲשֶׁ֣ר יִתֶּן־ל֣וֹ הָאֱלֹהִ֡ים עֹ֩שֶׁר֩ וּנְכָסִ֨ים וְכָב֜וֹד וְֽאֵינֶ֨נּוּ חָסֵ֥ר לְנַפְשׁ֣וֹ ׀ מִכֹּ֣ל אֲשֶׁר־יִתְאַוֶּ֗ה וְלֹֽא־יַשְׁלִיטֶ֤נּוּ הָֽאֱלֹהִים֙ לֶאֱכֹ֣ל מִמֶּ֔נּוּ כִּ֛י אִ֥ישׁ נׇכְרִ֖י יֹֽאכְﬞלֶ֑נּוּ זֶ֥ה הֶ֛בֶל וׇחֳלִ֥י רָ֖ע הֽוּא׃ </w:t>
+        <w:t xml:space="preserve">אִ֣ישׁ אֲשֶׁ֣ר יִתֶּן־ל֣וֹ הָאֱלֹהִ֡ים עֹ֩שֶׁר֩ וּנְכָסִ֨ים וְכָב֜וֹד וְֽאֵינֶ֨נּוּ חָסֵ֥ר לְנַפְשׁ֣וֹ׀ מִכֹּ֣ל אֲשֶׁר־יִתְאַוֶּ֗ה וְלֹֽא־יַשְׁלִיטֶ֤נּוּ הָֽאֱלֹהִים֙ לֶאֱכֹ֣ל מִמֶּ֔נּוּ כִּ֛י אִ֥ישׁ נׇכְרִ֖י יֹֽאכְﬞלֶ֑נּוּ זֶ֥ה הֶ֛בֶל וׇחֳלִ֥י רָ֖ע הֽוּא׃ </w:t>
       </w:r>
       <w:r>
         <w:rPr>
@@ -4218,7 +4229,7 @@
           <w:shd w:val="clear" w:color="auto" w:fill="FFFFFF"/>
           <w:rtl/>
         </w:rPr>
-        <w:t xml:space="preserve">אִם־יוֹלִ֣יד אִ֣ישׁ מֵאָ֡ה וְשָׁנִים֩ רַבּ֨וֹת יִֽחְיֶ֜ה וְרַ֣ב ׀ שֶׁיִּהְי֣וּ יְמֵֽי־שָׁנָ֗יו וְנַפְשׁוֹ֙ לֹא־תִשְׂבַּ֣ע מִן־הַטּוֹבָ֔ה וְגַם־קְבוּרָ֖ה לֹא־הָ֣יְתָה לּ֑וֹ אָמַ֕רְתִּי ט֥וֹב מִמֶּ֖נּוּ הַנָּֽפֶל׃ </w:t>
+        <w:t xml:space="preserve">אִם־יוֹלִ֣יד אִ֣ישׁ מֵאָ֡ה וְשָׁנִים֩ רַבּ֨וֹת יִֽחְיֶ֜ה וְרַ֣ב׀ שֶׁיִּהְי֣וּ יְמֵֽי־שָׁנָ֗יו וְנַפְשׁוֹ֙ לֹא־תִשְׂבַּ֣ע מִן־הַטּוֹבָ֔ה וְגַם־קְבוּרָ֖ה לֹא־הָ֣יְתָה לּ֑וֹ אָמַ֕רְתִּי ט֥וֹב מִמֶּ֖נּוּ הַנָּֽפֶל׃ </w:t>
       </w:r>
       <w:r>
         <w:rPr>
@@ -4691,7 +4702,7 @@
           <w:shd w:val="clear" w:color="auto" w:fill="FFFFFF"/>
           <w:rtl/>
         </w:rPr>
-        <w:t xml:space="preserve">כִּ֥י הָעֹ֖שֶׁק יְהוֹלֵ֣ל חָכָ֑ם </w:t>
+        <w:t xml:space="preserve">כִּ֥י הָעֹ֖שֶׁק יְהוֹלֵ֣ל חָכָ֑ם וִֽיאַבֵּ֥ד </w:t>
       </w:r>
       <w:r>
         <w:rPr>
@@ -4703,7 +4714,7 @@
           <w:rtl/>
         </w:rPr>
         <w:lastRenderedPageBreak/>
-        <w:t xml:space="preserve">וִֽיאַבֵּ֥ד אֶת־לֵ֖ב מַתָּנָֽה׃ </w:t>
+        <w:t xml:space="preserve">אֶת־לֵ֖ב מַתָּנָֽה׃ </w:t>
       </w:r>
       <w:r>
         <w:rPr>
@@ -5451,69 +5462,80 @@
           <w:vertAlign w:val="superscript"/>
           <w:rtl/>
         </w:rPr>
+        <w:t>ה </w:t>
+      </w:r>
+      <w:r>
+        <w:rPr>
+          <w:rFonts w:ascii="SBL Hebrew" w:hAnsi="SBL Hebrew" w:cs="SBL Hebrew"/>
+          <w:color w:val="993300"/>
+          <w:sz w:val="32"/>
+          <w:szCs w:val="32"/>
+          <w:shd w:val="clear" w:color="auto" w:fill="FFFFFF"/>
+          <w:rtl/>
+        </w:rPr>
+        <w:t xml:space="preserve">שׁוֹמֵ֣ר מִצְוָ֔ה לֹ֥א יֵדַ֖ע דָּבָ֣ר רָ֑ע וְעֵ֣ת וּמִשְׁפָּ֔ט יֵדַ֖ע לֵ֥ב חָכָֽם׃ </w:t>
+      </w:r>
+      <w:r>
+        <w:rPr>
+          <w:rFonts w:ascii="SBL Hebrew" w:hAnsi="SBL Hebrew" w:cs="SBL Hebrew"/>
+          <w:b/>
+          <w:bCs/>
+          <w:color w:val="003300"/>
+          <w:sz w:val="32"/>
+          <w:szCs w:val="32"/>
+          <w:shd w:val="clear" w:color="auto" w:fill="FFFFFF"/>
+          <w:vertAlign w:val="superscript"/>
+          <w:rtl/>
+        </w:rPr>
+        <w:t>ו </w:t>
+      </w:r>
+      <w:r>
+        <w:rPr>
+          <w:rFonts w:ascii="SBL Hebrew" w:hAnsi="SBL Hebrew" w:cs="SBL Hebrew"/>
+          <w:color w:val="993300"/>
+          <w:sz w:val="32"/>
+          <w:szCs w:val="32"/>
+          <w:shd w:val="clear" w:color="auto" w:fill="FFFFFF"/>
+          <w:rtl/>
+        </w:rPr>
+        <w:t xml:space="preserve">כִּ֣י לְכׇל־חֵ֔פֶץ יֵ֖שׁ עֵ֣ת וּמִשְׁפָּ֑ט כִּֽי־רָעַ֥ת הָאָדָ֖ם רַבָּ֥ה עָלָֽיו׃ </w:t>
+      </w:r>
+      <w:r>
+        <w:rPr>
+          <w:rFonts w:ascii="SBL Hebrew" w:hAnsi="SBL Hebrew" w:cs="SBL Hebrew"/>
+          <w:b/>
+          <w:bCs/>
+          <w:color w:val="003300"/>
+          <w:sz w:val="32"/>
+          <w:szCs w:val="32"/>
+          <w:shd w:val="clear" w:color="auto" w:fill="FFFFFF"/>
+          <w:vertAlign w:val="superscript"/>
+          <w:rtl/>
+        </w:rPr>
+        <w:t>ז </w:t>
+      </w:r>
+      <w:r>
+        <w:rPr>
+          <w:rFonts w:ascii="SBL Hebrew" w:hAnsi="SBL Hebrew" w:cs="SBL Hebrew"/>
+          <w:color w:val="993300"/>
+          <w:sz w:val="32"/>
+          <w:szCs w:val="32"/>
+          <w:shd w:val="clear" w:color="auto" w:fill="FFFFFF"/>
+          <w:rtl/>
+        </w:rPr>
+        <w:t>כִּֽי־אֵינֶ֥נּוּ יֹדֵ֖עַ מַה־</w:t>
+      </w:r>
+      <w:r>
+        <w:rPr>
+          <w:rFonts w:ascii="SBL Hebrew" w:hAnsi="SBL Hebrew" w:cs="SBL Hebrew"/>
+          <w:color w:val="993300"/>
+          <w:sz w:val="32"/>
+          <w:szCs w:val="32"/>
+          <w:shd w:val="clear" w:color="auto" w:fill="FFFFFF"/>
+          <w:rtl/>
+        </w:rPr>
         <w:lastRenderedPageBreak/>
-        <w:t>ה </w:t>
-      </w:r>
-      <w:r>
-        <w:rPr>
-          <w:rFonts w:ascii="SBL Hebrew" w:hAnsi="SBL Hebrew" w:cs="SBL Hebrew"/>
-          <w:color w:val="993300"/>
-          <w:sz w:val="32"/>
-          <w:szCs w:val="32"/>
-          <w:shd w:val="clear" w:color="auto" w:fill="FFFFFF"/>
-          <w:rtl/>
-        </w:rPr>
-        <w:t xml:space="preserve">שׁוֹמֵ֣ר מִצְוָ֔ה לֹ֥א יֵדַ֖ע דָּבָ֣ר רָ֑ע וְעֵ֣ת וּמִשְׁפָּ֔ט יֵדַ֖ע לֵ֥ב חָכָֽם׃ </w:t>
-      </w:r>
-      <w:r>
-        <w:rPr>
-          <w:rFonts w:ascii="SBL Hebrew" w:hAnsi="SBL Hebrew" w:cs="SBL Hebrew"/>
-          <w:b/>
-          <w:bCs/>
-          <w:color w:val="003300"/>
-          <w:sz w:val="32"/>
-          <w:szCs w:val="32"/>
-          <w:shd w:val="clear" w:color="auto" w:fill="FFFFFF"/>
-          <w:vertAlign w:val="superscript"/>
-          <w:rtl/>
-        </w:rPr>
-        <w:t>ו </w:t>
-      </w:r>
-      <w:r>
-        <w:rPr>
-          <w:rFonts w:ascii="SBL Hebrew" w:hAnsi="SBL Hebrew" w:cs="SBL Hebrew"/>
-          <w:color w:val="993300"/>
-          <w:sz w:val="32"/>
-          <w:szCs w:val="32"/>
-          <w:shd w:val="clear" w:color="auto" w:fill="FFFFFF"/>
-          <w:rtl/>
-        </w:rPr>
-        <w:t xml:space="preserve">כִּ֣י לְכׇל־חֵ֔פֶץ יֵ֖שׁ עֵ֣ת וּמִשְׁפָּ֑ט כִּֽי־רָעַ֥ת הָאָדָ֖ם רַבָּ֥ה עָלָֽיו׃ </w:t>
-      </w:r>
-      <w:r>
-        <w:rPr>
-          <w:rFonts w:ascii="SBL Hebrew" w:hAnsi="SBL Hebrew" w:cs="SBL Hebrew"/>
-          <w:b/>
-          <w:bCs/>
-          <w:color w:val="003300"/>
-          <w:sz w:val="32"/>
-          <w:szCs w:val="32"/>
-          <w:shd w:val="clear" w:color="auto" w:fill="FFFFFF"/>
-          <w:vertAlign w:val="superscript"/>
-          <w:rtl/>
-        </w:rPr>
-        <w:t>ז </w:t>
-      </w:r>
-      <w:r>
-        <w:rPr>
-          <w:rFonts w:ascii="SBL Hebrew" w:hAnsi="SBL Hebrew" w:cs="SBL Hebrew"/>
-          <w:color w:val="993300"/>
-          <w:sz w:val="32"/>
-          <w:szCs w:val="32"/>
-          <w:shd w:val="clear" w:color="auto" w:fill="FFFFFF"/>
-          <w:rtl/>
-        </w:rPr>
-        <w:t xml:space="preserve">כִּֽי־אֵינֶ֥נּוּ יֹדֵ֖עַ מַה־שֶּׁיִּֽהְיֶ֑ה כִּ֚י כַּאֲשֶׁ֣ר יִֽהְיֶ֔ה מִ֖י יַגִּ֥יד לֽוֹ׃ </w:t>
+        <w:t xml:space="preserve">שֶּׁיִּֽהְיֶ֑ה כִּ֚י כַּאֲשֶׁ֣ר יִֽהְיֶ֔ה מִ֖י יַגִּ֥יד לֽוֹ׃ </w:t>
       </w:r>
       <w:r>
         <w:rPr>
@@ -5925,7 +5947,82 @@
           <w:shd w:val="clear" w:color="auto" w:fill="FFFFFF"/>
           <w:rtl/>
         </w:rPr>
-        <w:t xml:space="preserve"> יְחֻבַּ֔ר אֶ֥ל כׇּל־הַחַיִּ֖ים יֵ֣שׁ בִּטָּח֑וֹן כִּֽי־לְכֶ֤לֶב חַי֙ ה֣וּא ט֔וֹב </w:t>
+        <w:t xml:space="preserve"> יְחֻבַּ֔ר אֶ֥ל כׇּל־הַחַיִּ֖ים יֵ֣שׁ בִּטָּח֑וֹן כִּֽי־לְכֶ֤לֶב חַי֙ ה֣וּא ט֔וֹב מִן־הָאַרְיֵ֖ה הַמֵּֽת׃ </w:t>
+      </w:r>
+      <w:r>
+        <w:rPr>
+          <w:rFonts w:ascii="SBL Hebrew" w:hAnsi="SBL Hebrew" w:cs="SBL Hebrew"/>
+          <w:b/>
+          <w:bCs/>
+          <w:color w:val="003300"/>
+          <w:sz w:val="32"/>
+          <w:szCs w:val="32"/>
+          <w:shd w:val="clear" w:color="auto" w:fill="FFFFFF"/>
+          <w:vertAlign w:val="superscript"/>
+          <w:rtl/>
+        </w:rPr>
+        <w:t>ה </w:t>
+      </w:r>
+      <w:r>
+        <w:rPr>
+          <w:rFonts w:ascii="SBL Hebrew" w:hAnsi="SBL Hebrew" w:cs="SBL Hebrew"/>
+          <w:color w:val="993300"/>
+          <w:sz w:val="32"/>
+          <w:szCs w:val="32"/>
+          <w:shd w:val="clear" w:color="auto" w:fill="FFFFFF"/>
+          <w:rtl/>
+        </w:rPr>
+        <w:t xml:space="preserve">כִּ֧י הַֽחַיִּ֛ים יוֹדְעִ֖ים שֶׁיָּמֻ֑תוּ וְהַמֵּתִ֞ים אֵינָ֧ם יוֹדְעִ֣ים מְא֗וּמָה וְאֵֽין־ע֤וֹד לָהֶם֙ שָׂכָ֔ר כִּ֥י נִשְׁכַּ֖ח זִכְרָֽם׃ </w:t>
+      </w:r>
+      <w:r>
+        <w:rPr>
+          <w:rFonts w:ascii="SBL Hebrew" w:hAnsi="SBL Hebrew" w:cs="SBL Hebrew"/>
+          <w:b/>
+          <w:bCs/>
+          <w:color w:val="003300"/>
+          <w:sz w:val="32"/>
+          <w:szCs w:val="32"/>
+          <w:shd w:val="clear" w:color="auto" w:fill="FFFFFF"/>
+          <w:vertAlign w:val="superscript"/>
+          <w:rtl/>
+        </w:rPr>
+        <w:t>ו </w:t>
+      </w:r>
+      <w:r>
+        <w:rPr>
+          <w:rFonts w:ascii="SBL Hebrew" w:hAnsi="SBL Hebrew" w:cs="SBL Hebrew"/>
+          <w:color w:val="993300"/>
+          <w:sz w:val="32"/>
+          <w:szCs w:val="32"/>
+          <w:shd w:val="clear" w:color="auto" w:fill="FFFFFF"/>
+          <w:rtl/>
+        </w:rPr>
+        <w:t xml:space="preserve">גַּ֣ם אַהֲבָתָ֧ם גַּם־שִׂנְאָתָ֛ם גַּם־קִנְאָתָ֖ם כְּבָ֣ר אָבָ֑דָה וְחֵ֨לֶק אֵין־לָהֶ֥ם עוֹד֙ לְעוֹלָ֔ם בְּכֹ֥ל אֲשֶֽׁר־נַעֲשָׂ֖ה תַּ֥חַת הַשָּֽׁמֶשׁ׃ </w:t>
+      </w:r>
+      <w:r>
+        <w:rPr>
+          <w:rFonts w:ascii="SBL Hebrew" w:hAnsi="SBL Hebrew" w:cs="SBL Hebrew"/>
+          <w:b/>
+          <w:bCs/>
+          <w:color w:val="003300"/>
+          <w:sz w:val="32"/>
+          <w:szCs w:val="32"/>
+          <w:shd w:val="clear" w:color="auto" w:fill="FFFFFF"/>
+          <w:vertAlign w:val="superscript"/>
+          <w:rtl/>
+        </w:rPr>
+        <w:t>ז </w:t>
+      </w:r>
+      <w:r>
+        <w:rPr>
+          <w:rFonts w:ascii="SBL Hebrew" w:hAnsi="SBL Hebrew" w:cs="SBL Hebrew"/>
+          <w:color w:val="993300"/>
+          <w:sz w:val="32"/>
+          <w:szCs w:val="32"/>
+          <w:shd w:val="clear" w:color="auto" w:fill="FFFFFF"/>
+          <w:rtl/>
+        </w:rPr>
+        <w:t xml:space="preserve">לֵ֣ךְ אֱכֹ֤ל בְּשִׂמְחָה֙ לַחְמֶ֔ךָ וּֽשְׁﬞתֵ֥ה בְלֶב־ט֖וֹב יֵינֶ֑ךָ </w:t>
       </w:r>
       <w:r>
         <w:rPr>
@@ -5937,82 +6034,7 @@
           <w:rtl/>
         </w:rPr>
         <w:lastRenderedPageBreak/>
-        <w:t xml:space="preserve">מִן־הָאַרְיֵ֖ה הַמֵּֽת׃ </w:t>
-      </w:r>
-      <w:r>
-        <w:rPr>
-          <w:rFonts w:ascii="SBL Hebrew" w:hAnsi="SBL Hebrew" w:cs="SBL Hebrew"/>
-          <w:b/>
-          <w:bCs/>
-          <w:color w:val="003300"/>
-          <w:sz w:val="32"/>
-          <w:szCs w:val="32"/>
-          <w:shd w:val="clear" w:color="auto" w:fill="FFFFFF"/>
-          <w:vertAlign w:val="superscript"/>
-          <w:rtl/>
-        </w:rPr>
-        <w:t>ה </w:t>
-      </w:r>
-      <w:r>
-        <w:rPr>
-          <w:rFonts w:ascii="SBL Hebrew" w:hAnsi="SBL Hebrew" w:cs="SBL Hebrew"/>
-          <w:color w:val="993300"/>
-          <w:sz w:val="32"/>
-          <w:szCs w:val="32"/>
-          <w:shd w:val="clear" w:color="auto" w:fill="FFFFFF"/>
-          <w:rtl/>
-        </w:rPr>
-        <w:t xml:space="preserve">כִּ֧י הַֽחַיִּ֛ים יוֹדְעִ֖ים שֶׁיָּמֻ֑תוּ וְהַמֵּתִ֞ים אֵינָ֧ם יוֹדְעִ֣ים מְא֗וּמָה וְאֵֽין־ע֤וֹד לָהֶם֙ שָׂכָ֔ר כִּ֥י נִשְׁכַּ֖ח זִכְרָֽם׃ </w:t>
-      </w:r>
-      <w:r>
-        <w:rPr>
-          <w:rFonts w:ascii="SBL Hebrew" w:hAnsi="SBL Hebrew" w:cs="SBL Hebrew"/>
-          <w:b/>
-          <w:bCs/>
-          <w:color w:val="003300"/>
-          <w:sz w:val="32"/>
-          <w:szCs w:val="32"/>
-          <w:shd w:val="clear" w:color="auto" w:fill="FFFFFF"/>
-          <w:vertAlign w:val="superscript"/>
-          <w:rtl/>
-        </w:rPr>
-        <w:t>ו </w:t>
-      </w:r>
-      <w:r>
-        <w:rPr>
-          <w:rFonts w:ascii="SBL Hebrew" w:hAnsi="SBL Hebrew" w:cs="SBL Hebrew"/>
-          <w:color w:val="993300"/>
-          <w:sz w:val="32"/>
-          <w:szCs w:val="32"/>
-          <w:shd w:val="clear" w:color="auto" w:fill="FFFFFF"/>
-          <w:rtl/>
-        </w:rPr>
-        <w:t xml:space="preserve">גַּ֣ם אַהֲבָתָ֧ם גַּם־שִׂנְאָתָ֛ם גַּם־קִנְאָתָ֖ם כְּבָ֣ר אָבָ֑דָה וְחֵ֨לֶק אֵין־לָהֶ֥ם עוֹד֙ לְעוֹלָ֔ם בְּכֹ֥ל אֲשֶֽׁר־נַעֲשָׂ֖ה תַּ֥חַת הַשָּֽׁמֶשׁ׃ </w:t>
-      </w:r>
-      <w:r>
-        <w:rPr>
-          <w:rFonts w:ascii="SBL Hebrew" w:hAnsi="SBL Hebrew" w:cs="SBL Hebrew"/>
-          <w:b/>
-          <w:bCs/>
-          <w:color w:val="003300"/>
-          <w:sz w:val="32"/>
-          <w:szCs w:val="32"/>
-          <w:shd w:val="clear" w:color="auto" w:fill="FFFFFF"/>
-          <w:vertAlign w:val="superscript"/>
-          <w:rtl/>
-        </w:rPr>
-        <w:t>ז </w:t>
-      </w:r>
-      <w:r>
-        <w:rPr>
-          <w:rFonts w:ascii="SBL Hebrew" w:hAnsi="SBL Hebrew" w:cs="SBL Hebrew"/>
-          <w:color w:val="993300"/>
-          <w:sz w:val="32"/>
-          <w:szCs w:val="32"/>
-          <w:shd w:val="clear" w:color="auto" w:fill="FFFFFF"/>
-          <w:rtl/>
-        </w:rPr>
-        <w:t xml:space="preserve">לֵ֣ךְ אֱכֹ֤ל בְּשִׂמְחָה֙ לַחְמֶ֔ךָ וּֽשְׁﬞתֵ֥ה בְלֶב־ט֖וֹב יֵינֶ֑ךָ כִּ֣י כְבָ֔ר רָצָ֥ה הָאֱלֹהִ֖ים אֶֽת־מַעֲשֶֽׂיךָ׃ </w:t>
+        <w:t xml:space="preserve">כִּ֣י כְבָ֔ר רָצָ֥ה הָאֱלֹהִ֖ים אֶֽת־מַעֲשֶֽׂיךָ׃ </w:t>
       </w:r>
       <w:r>
         <w:rPr>
@@ -6574,7 +6596,157 @@
           <w:shd w:val="clear" w:color="auto" w:fill="FFFFFF"/>
           <w:rtl/>
         </w:rPr>
-        <w:t xml:space="preserve">מַסִּ֣יעַ אֲבָנִ֔ים יֵעָצֵ֖ב </w:t>
+        <w:t xml:space="preserve">מַסִּ֣יעַ אֲבָנִ֔ים יֵעָצֵ֖ב בָּהֶ֑ם בּוֹקֵ֥עַ עֵצִ֖ים יִסָּ֥כֶן בָּֽם׃ </w:t>
+      </w:r>
+      <w:r>
+        <w:rPr>
+          <w:rFonts w:ascii="SBL Hebrew" w:hAnsi="SBL Hebrew" w:cs="SBL Hebrew"/>
+          <w:b/>
+          <w:bCs/>
+          <w:color w:val="003300"/>
+          <w:sz w:val="32"/>
+          <w:szCs w:val="32"/>
+          <w:shd w:val="clear" w:color="auto" w:fill="FFFFFF"/>
+          <w:vertAlign w:val="superscript"/>
+          <w:rtl/>
+        </w:rPr>
+        <w:t>י </w:t>
+      </w:r>
+      <w:r>
+        <w:rPr>
+          <w:rFonts w:ascii="SBL Hebrew" w:hAnsi="SBL Hebrew" w:cs="SBL Hebrew"/>
+          <w:color w:val="993300"/>
+          <w:sz w:val="32"/>
+          <w:szCs w:val="32"/>
+          <w:shd w:val="clear" w:color="auto" w:fill="FFFFFF"/>
+          <w:rtl/>
+        </w:rPr>
+        <w:t xml:space="preserve">אִם־קֵהָ֣ה הַבַּרְזֶ֗ל וְהוּא֙ לֹא־פָנִ֣ים קִלְקַ֔ל וַחֲיָלִ֖ים יְגַבֵּ֑ר וְיִתְר֥וֹן הַכְשֵׁ֖יר חׇכְמָֽה׃ </w:t>
+      </w:r>
+      <w:r>
+        <w:rPr>
+          <w:rFonts w:ascii="SBL Hebrew" w:hAnsi="SBL Hebrew" w:cs="SBL Hebrew"/>
+          <w:b/>
+          <w:bCs/>
+          <w:color w:val="003300"/>
+          <w:sz w:val="32"/>
+          <w:szCs w:val="32"/>
+          <w:shd w:val="clear" w:color="auto" w:fill="FFFFFF"/>
+          <w:vertAlign w:val="superscript"/>
+          <w:rtl/>
+        </w:rPr>
+        <w:t>יא </w:t>
+      </w:r>
+      <w:r>
+        <w:rPr>
+          <w:rFonts w:ascii="SBL Hebrew" w:hAnsi="SBL Hebrew" w:cs="SBL Hebrew"/>
+          <w:color w:val="993300"/>
+          <w:sz w:val="32"/>
+          <w:szCs w:val="32"/>
+          <w:shd w:val="clear" w:color="auto" w:fill="FFFFFF"/>
+          <w:rtl/>
+        </w:rPr>
+        <w:t xml:space="preserve">אִם־יִשֹּׁ֥ךְ הַנָּחָ֖שׁ בְּלוֹא־לָ֑חַשׁ וְאֵ֣ין יִתְר֔וֹן לְבַ֖עַל הַלָּשֽׁוֹן׃ </w:t>
+      </w:r>
+      <w:r>
+        <w:rPr>
+          <w:rFonts w:ascii="SBL Hebrew" w:hAnsi="SBL Hebrew" w:cs="SBL Hebrew"/>
+          <w:b/>
+          <w:bCs/>
+          <w:color w:val="003300"/>
+          <w:sz w:val="32"/>
+          <w:szCs w:val="32"/>
+          <w:shd w:val="clear" w:color="auto" w:fill="FFFFFF"/>
+          <w:vertAlign w:val="superscript"/>
+          <w:rtl/>
+        </w:rPr>
+        <w:t>יב </w:t>
+      </w:r>
+      <w:r>
+        <w:rPr>
+          <w:rFonts w:ascii="SBL Hebrew" w:hAnsi="SBL Hebrew" w:cs="SBL Hebrew"/>
+          <w:color w:val="993300"/>
+          <w:sz w:val="32"/>
+          <w:szCs w:val="32"/>
+          <w:shd w:val="clear" w:color="auto" w:fill="FFFFFF"/>
+          <w:rtl/>
+        </w:rPr>
+        <w:t xml:space="preserve">דִּבְרֵ֥י פִי־חָכָ֖ם חֵ֑ן וְשִׂפְת֥וֹת כְּסִ֖יל תְּבַלְּעֶֽנּוּ׃ </w:t>
+      </w:r>
+      <w:r>
+        <w:rPr>
+          <w:rFonts w:ascii="SBL Hebrew" w:hAnsi="SBL Hebrew" w:cs="SBL Hebrew"/>
+          <w:b/>
+          <w:bCs/>
+          <w:color w:val="003300"/>
+          <w:sz w:val="32"/>
+          <w:szCs w:val="32"/>
+          <w:shd w:val="clear" w:color="auto" w:fill="FFFFFF"/>
+          <w:vertAlign w:val="superscript"/>
+          <w:rtl/>
+        </w:rPr>
+        <w:t>יג </w:t>
+      </w:r>
+      <w:r>
+        <w:rPr>
+          <w:rFonts w:ascii="SBL Hebrew" w:hAnsi="SBL Hebrew" w:cs="SBL Hebrew"/>
+          <w:color w:val="993300"/>
+          <w:sz w:val="32"/>
+          <w:szCs w:val="32"/>
+          <w:shd w:val="clear" w:color="auto" w:fill="FFFFFF"/>
+          <w:rtl/>
+        </w:rPr>
+        <w:t xml:space="preserve">תְּחִלַּ֥ת דִּבְרֵי־פִ֖יהוּ סִכְל֑וּת וְאַחֲרִ֣ית פִּ֔יהוּ הוֹלֵל֖וּת רָעָֽה׃ </w:t>
+      </w:r>
+      <w:r>
+        <w:rPr>
+          <w:rFonts w:ascii="SBL Hebrew" w:hAnsi="SBL Hebrew" w:cs="SBL Hebrew"/>
+          <w:b/>
+          <w:bCs/>
+          <w:color w:val="003300"/>
+          <w:sz w:val="32"/>
+          <w:szCs w:val="32"/>
+          <w:shd w:val="clear" w:color="auto" w:fill="FFFFFF"/>
+          <w:vertAlign w:val="superscript"/>
+          <w:rtl/>
+        </w:rPr>
+        <w:t>יד </w:t>
+      </w:r>
+      <w:r>
+        <w:rPr>
+          <w:rFonts w:ascii="SBL Hebrew" w:hAnsi="SBL Hebrew" w:cs="SBL Hebrew"/>
+          <w:color w:val="993300"/>
+          <w:sz w:val="32"/>
+          <w:szCs w:val="32"/>
+          <w:shd w:val="clear" w:color="auto" w:fill="FFFFFF"/>
+          <w:rtl/>
+        </w:rPr>
+        <w:t xml:space="preserve">וְהַסָּכָ֖ל יַרְבֶּ֣ה דְבָרִ֑ים לֹא־יֵדַ֤ע הָאָדָם֙ מַה־שֶּׁיִּֽהְיֶ֔ה וַאֲשֶׁ֤ר יִֽהְיֶה֙ מֵֽאַחֲרָ֔יו מִ֖י יַגִּ֥יד לֽוֹ׃ </w:t>
+      </w:r>
+      <w:r>
+        <w:rPr>
+          <w:rFonts w:ascii="SBL Hebrew" w:hAnsi="SBL Hebrew" w:cs="SBL Hebrew"/>
+          <w:b/>
+          <w:bCs/>
+          <w:color w:val="003300"/>
+          <w:sz w:val="32"/>
+          <w:szCs w:val="32"/>
+          <w:shd w:val="clear" w:color="auto" w:fill="FFFFFF"/>
+          <w:vertAlign w:val="superscript"/>
+          <w:rtl/>
+        </w:rPr>
+        <w:t>טו </w:t>
+      </w:r>
+      <w:r>
+        <w:rPr>
+          <w:rFonts w:ascii="SBL Hebrew" w:hAnsi="SBL Hebrew" w:cs="SBL Hebrew"/>
+          <w:color w:val="993300"/>
+          <w:sz w:val="32"/>
+          <w:szCs w:val="32"/>
+          <w:shd w:val="clear" w:color="auto" w:fill="FFFFFF"/>
+          <w:rtl/>
+        </w:rPr>
+        <w:t xml:space="preserve">עֲמַ֥ל הַכְּסִילִ֖ים תְּיַגְּעֶ֑נּוּ אֲשֶׁ֥ר לֹֽא־יָדַ֖ע לָלֶ֥כֶת </w:t>
       </w:r>
       <w:r>
         <w:rPr>
@@ -6586,157 +6758,7 @@
           <w:rtl/>
         </w:rPr>
         <w:lastRenderedPageBreak/>
-        <w:t xml:space="preserve">בָּהֶ֑ם בּוֹקֵ֥עַ עֵצִ֖ים יִסָּ֥כֶן בָּֽם׃ </w:t>
-      </w:r>
-      <w:r>
-        <w:rPr>
-          <w:rFonts w:ascii="SBL Hebrew" w:hAnsi="SBL Hebrew" w:cs="SBL Hebrew"/>
-          <w:b/>
-          <w:bCs/>
-          <w:color w:val="003300"/>
-          <w:sz w:val="32"/>
-          <w:szCs w:val="32"/>
-          <w:shd w:val="clear" w:color="auto" w:fill="FFFFFF"/>
-          <w:vertAlign w:val="superscript"/>
-          <w:rtl/>
-        </w:rPr>
-        <w:t>י </w:t>
-      </w:r>
-      <w:r>
-        <w:rPr>
-          <w:rFonts w:ascii="SBL Hebrew" w:hAnsi="SBL Hebrew" w:cs="SBL Hebrew"/>
-          <w:color w:val="993300"/>
-          <w:sz w:val="32"/>
-          <w:szCs w:val="32"/>
-          <w:shd w:val="clear" w:color="auto" w:fill="FFFFFF"/>
-          <w:rtl/>
-        </w:rPr>
-        <w:t xml:space="preserve">אִם־קֵהָ֣ה הַבַּרְזֶ֗ל וְהוּא֙ לֹא־פָנִ֣ים קִלְקַ֔ל וַחֲיָלִ֖ים יְגַבֵּ֑ר וְיִתְר֥וֹן הַכְשֵׁ֖יר חׇכְמָֽה׃ </w:t>
-      </w:r>
-      <w:r>
-        <w:rPr>
-          <w:rFonts w:ascii="SBL Hebrew" w:hAnsi="SBL Hebrew" w:cs="SBL Hebrew"/>
-          <w:b/>
-          <w:bCs/>
-          <w:color w:val="003300"/>
-          <w:sz w:val="32"/>
-          <w:szCs w:val="32"/>
-          <w:shd w:val="clear" w:color="auto" w:fill="FFFFFF"/>
-          <w:vertAlign w:val="superscript"/>
-          <w:rtl/>
-        </w:rPr>
-        <w:t>יא </w:t>
-      </w:r>
-      <w:r>
-        <w:rPr>
-          <w:rFonts w:ascii="SBL Hebrew" w:hAnsi="SBL Hebrew" w:cs="SBL Hebrew"/>
-          <w:color w:val="993300"/>
-          <w:sz w:val="32"/>
-          <w:szCs w:val="32"/>
-          <w:shd w:val="clear" w:color="auto" w:fill="FFFFFF"/>
-          <w:rtl/>
-        </w:rPr>
-        <w:t xml:space="preserve">אִם־יִשֹּׁ֥ךְ הַנָּחָ֖שׁ בְּלוֹא־לָ֑חַשׁ וְאֵ֣ין יִתְר֔וֹן לְבַ֖עַל הַלָּשֽׁוֹן׃ </w:t>
-      </w:r>
-      <w:r>
-        <w:rPr>
-          <w:rFonts w:ascii="SBL Hebrew" w:hAnsi="SBL Hebrew" w:cs="SBL Hebrew"/>
-          <w:b/>
-          <w:bCs/>
-          <w:color w:val="003300"/>
-          <w:sz w:val="32"/>
-          <w:szCs w:val="32"/>
-          <w:shd w:val="clear" w:color="auto" w:fill="FFFFFF"/>
-          <w:vertAlign w:val="superscript"/>
-          <w:rtl/>
-        </w:rPr>
-        <w:t>יב </w:t>
-      </w:r>
-      <w:r>
-        <w:rPr>
-          <w:rFonts w:ascii="SBL Hebrew" w:hAnsi="SBL Hebrew" w:cs="SBL Hebrew"/>
-          <w:color w:val="993300"/>
-          <w:sz w:val="32"/>
-          <w:szCs w:val="32"/>
-          <w:shd w:val="clear" w:color="auto" w:fill="FFFFFF"/>
-          <w:rtl/>
-        </w:rPr>
-        <w:t xml:space="preserve">דִּבְרֵ֥י פִי־חָכָ֖ם חֵ֑ן וְשִׂפְת֥וֹת כְּסִ֖יל תְּבַלְּעֶֽנּוּ׃ </w:t>
-      </w:r>
-      <w:r>
-        <w:rPr>
-          <w:rFonts w:ascii="SBL Hebrew" w:hAnsi="SBL Hebrew" w:cs="SBL Hebrew"/>
-          <w:b/>
-          <w:bCs/>
-          <w:color w:val="003300"/>
-          <w:sz w:val="32"/>
-          <w:szCs w:val="32"/>
-          <w:shd w:val="clear" w:color="auto" w:fill="FFFFFF"/>
-          <w:vertAlign w:val="superscript"/>
-          <w:rtl/>
-        </w:rPr>
-        <w:t>יג </w:t>
-      </w:r>
-      <w:r>
-        <w:rPr>
-          <w:rFonts w:ascii="SBL Hebrew" w:hAnsi="SBL Hebrew" w:cs="SBL Hebrew"/>
-          <w:color w:val="993300"/>
-          <w:sz w:val="32"/>
-          <w:szCs w:val="32"/>
-          <w:shd w:val="clear" w:color="auto" w:fill="FFFFFF"/>
-          <w:rtl/>
-        </w:rPr>
-        <w:t xml:space="preserve">תְּחִלַּ֥ת דִּבְרֵי־פִ֖יהוּ סִכְל֑וּת וְאַחֲרִ֣ית פִּ֔יהוּ הוֹלֵל֖וּת רָעָֽה׃ </w:t>
-      </w:r>
-      <w:r>
-        <w:rPr>
-          <w:rFonts w:ascii="SBL Hebrew" w:hAnsi="SBL Hebrew" w:cs="SBL Hebrew"/>
-          <w:b/>
-          <w:bCs/>
-          <w:color w:val="003300"/>
-          <w:sz w:val="32"/>
-          <w:szCs w:val="32"/>
-          <w:shd w:val="clear" w:color="auto" w:fill="FFFFFF"/>
-          <w:vertAlign w:val="superscript"/>
-          <w:rtl/>
-        </w:rPr>
-        <w:t>יד </w:t>
-      </w:r>
-      <w:r>
-        <w:rPr>
-          <w:rFonts w:ascii="SBL Hebrew" w:hAnsi="SBL Hebrew" w:cs="SBL Hebrew"/>
-          <w:color w:val="993300"/>
-          <w:sz w:val="32"/>
-          <w:szCs w:val="32"/>
-          <w:shd w:val="clear" w:color="auto" w:fill="FFFFFF"/>
-          <w:rtl/>
-        </w:rPr>
-        <w:t xml:space="preserve">וְהַסָּכָ֖ל יַרְבֶּ֣ה דְבָרִ֑ים לֹא־יֵדַ֤ע הָאָדָם֙ מַה־שֶּׁיִּֽהְיֶ֔ה וַאֲשֶׁ֤ר יִֽהְיֶה֙ מֵֽאַחֲרָ֔יו מִ֖י יַגִּ֥יד לֽוֹ׃ </w:t>
-      </w:r>
-      <w:r>
-        <w:rPr>
-          <w:rFonts w:ascii="SBL Hebrew" w:hAnsi="SBL Hebrew" w:cs="SBL Hebrew"/>
-          <w:b/>
-          <w:bCs/>
-          <w:color w:val="003300"/>
-          <w:sz w:val="32"/>
-          <w:szCs w:val="32"/>
-          <w:shd w:val="clear" w:color="auto" w:fill="FFFFFF"/>
-          <w:vertAlign w:val="superscript"/>
-          <w:rtl/>
-        </w:rPr>
-        <w:t>טו </w:t>
-      </w:r>
-      <w:r>
-        <w:rPr>
-          <w:rFonts w:ascii="SBL Hebrew" w:hAnsi="SBL Hebrew" w:cs="SBL Hebrew"/>
-          <w:color w:val="993300"/>
-          <w:sz w:val="32"/>
-          <w:szCs w:val="32"/>
-          <w:shd w:val="clear" w:color="auto" w:fill="FFFFFF"/>
-          <w:rtl/>
-        </w:rPr>
-        <w:t xml:space="preserve">עֲמַ֥ל הַכְּסִילִ֖ים תְּיַגְּעֶ֑נּוּ אֲשֶׁ֥ר לֹֽא־יָדַ֖ע לָלֶ֥כֶת אֶל־עִֽיר׃ </w:t>
+        <w:t xml:space="preserve">אֶל־עִֽיר׃ </w:t>
       </w:r>
       <w:r>
         <w:rPr>
@@ -7206,7 +7228,6 @@
           <w:u w:val="single" w:color="0000FF"/>
           <w:rtl/>
         </w:rPr>
-        <w:lastRenderedPageBreak/>
         <w:t>קוהלת פרק יב</w:t>
       </w:r>
     </w:p>
@@ -7395,7 +7416,18 @@
           <w:szCs w:val="32"/>
           <w:rtl/>
         </w:rPr>
-        <w:t xml:space="preserve">וְיָשֹׁ֧ב הֶעָפָ֛ר עַל־הָאָ֖רֶץ כְּשֶׁהָיָ֑ה וְהָר֣וּחַ תָּשׁ֔וּב אֶל־הָאֱלֹהִ֖ים אֲשֶׁ֥ר נְתָנָֽהּ׃ </w:t>
+        <w:t xml:space="preserve">וְיָשֹׁ֧ב הֶעָפָ֛ר עַל־הָאָ֖רֶץ </w:t>
+      </w:r>
+      <w:r>
+        <w:rPr>
+          <w:rFonts w:ascii="SBL Hebrew" w:hAnsi="SBL Hebrew" w:cs="SBL Hebrew"/>
+          <w:color w:val="993300"/>
+          <w:sz w:val="32"/>
+          <w:szCs w:val="32"/>
+          <w:rtl/>
+        </w:rPr>
+        <w:lastRenderedPageBreak/>
+        <w:t xml:space="preserve">כְּשֶׁהָיָ֑ה וְהָר֣וּחַ תָּשׁ֔וּב אֶל־הָאֱלֹהִ֖ים אֲשֶׁ֥ר נְתָנָֽהּ׃ </w:t>
       </w:r>
       <w:r>
         <w:rPr>
